--- a/6_semester/МодСис/МодСис-ЛР1-ШаповаловаДС-4329.docx
+++ b/6_semester/МодСис/МодСис-ЛР1-ШаповаловаДС-4329.docx
@@ -182,27 +182,7 @@
                 <w:szCs w:val="24"/>
                 <w:lang w:eastAsia="en-GB"/>
               </w:rPr>
-              <w:t xml:space="preserve">д-р техн. </w:t>
-            </w:r>
-            <w:proofErr w:type="gramStart"/>
-            <w:r>
-              <w:rPr>
-                <w:rFonts w:ascii="Times New Roman" w:eastAsia="Times New Roman" w:hAnsi="Times New Roman" w:cs="Times New Roman"/>
-                <w:sz w:val="24"/>
-                <w:szCs w:val="24"/>
-                <w:lang w:eastAsia="en-GB"/>
-              </w:rPr>
-              <w:t>наук ,</w:t>
-            </w:r>
-            <w:proofErr w:type="gramEnd"/>
-            <w:r>
-              <w:rPr>
-                <w:rFonts w:ascii="Times New Roman" w:eastAsia="Times New Roman" w:hAnsi="Times New Roman" w:cs="Times New Roman"/>
-                <w:sz w:val="24"/>
-                <w:szCs w:val="24"/>
-                <w:lang w:eastAsia="en-GB"/>
-              </w:rPr>
-              <w:t xml:space="preserve"> профессор</w:t>
+              <w:t>ассистент</w:t>
             </w:r>
           </w:p>
         </w:tc>
@@ -316,7 +296,7 @@
                 <w:color w:val="000000"/>
                 <w:sz w:val="24"/>
                 <w:szCs w:val="24"/>
-                <w:lang w:eastAsia="en-GB"/>
+                <w:lang w:val="en-US" w:eastAsia="en-GB"/>
               </w:rPr>
             </w:pPr>
             <w:r>
@@ -327,7 +307,47 @@
                 <w:szCs w:val="24"/>
                 <w:lang w:eastAsia="en-GB"/>
               </w:rPr>
-              <w:t>Т.М. Татарникова</w:t>
+              <w:t>И</w:t>
+            </w:r>
+            <w:r>
+              <w:rPr>
+                <w:rFonts w:ascii="Times New Roman" w:eastAsia="Times New Roman" w:hAnsi="Times New Roman" w:cs="Times New Roman"/>
+                <w:color w:val="000000"/>
+                <w:sz w:val="24"/>
+                <w:szCs w:val="24"/>
+                <w:lang w:eastAsia="en-GB"/>
+              </w:rPr>
+              <w:t>.</w:t>
+            </w:r>
+            <w:r>
+              <w:rPr>
+                <w:rFonts w:ascii="Times New Roman" w:eastAsia="Times New Roman" w:hAnsi="Times New Roman" w:cs="Times New Roman"/>
+                <w:color w:val="000000"/>
+                <w:sz w:val="24"/>
+                <w:szCs w:val="24"/>
+                <w:lang w:eastAsia="en-GB"/>
+              </w:rPr>
+              <w:t>А</w:t>
+            </w:r>
+            <w:r>
+              <w:rPr>
+                <w:rFonts w:ascii="Times New Roman" w:eastAsia="Times New Roman" w:hAnsi="Times New Roman" w:cs="Times New Roman"/>
+                <w:color w:val="000000"/>
+                <w:sz w:val="24"/>
+                <w:szCs w:val="24"/>
+                <w:lang w:eastAsia="en-GB"/>
+              </w:rPr>
+              <w:t xml:space="preserve">. </w:t>
+            </w:r>
+            <w:r>
+              <w:rPr>
+                <w:rFonts w:ascii="Times New Roman" w:eastAsia="Times New Roman" w:hAnsi="Times New Roman" w:cs="Times New Roman"/>
+                <w:color w:val="000000"/>
+                <w:sz w:val="24"/>
+                <w:szCs w:val="24"/>
+                <w:lang w:eastAsia="en-GB"/>
+              </w:rPr>
+              <w:t>Юдин</w:t>
             </w:r>
           </w:p>
         </w:tc>
@@ -1812,7 +1832,6 @@
           <w:rFonts w:ascii="Times New Roman" w:eastAsiaTheme="minorEastAsia" w:hAnsi="Times New Roman" w:cs="Times New Roman"/>
           <w:sz w:val="24"/>
           <w:szCs w:val="24"/>
-          <w:lang w:val="en-US"/>
         </w:rPr>
         <w:tab/>
       </w:r>
@@ -1823,15 +1842,7 @@
             <w:sz w:val="24"/>
             <w:szCs w:val="24"/>
           </w:rPr>
-          <m:t>R</m:t>
-        </m:r>
-        <m:r>
-          <w:rPr>
-            <w:rFonts w:ascii="Cambria Math" w:hAnsi="Cambria Math" w:cs="Times New Roman"/>
-            <w:sz w:val="24"/>
-            <w:szCs w:val="24"/>
-          </w:rPr>
-          <m:t>=</m:t>
+          <m:t>R=</m:t>
         </m:r>
         <m:r>
           <w:rPr>
@@ -3065,43 +3076,25 @@
           <w:sz w:val="24"/>
           <w:szCs w:val="24"/>
         </w:rPr>
-        <w:t xml:space="preserve">Для базовой случайной величины, равномерно распределённой на интервале </w:t>
+        <w:t>Для базовой случайной величины, равномерно распределённой на интервале</w:t>
+      </w:r>
+      <w:r>
+        <w:rPr>
+          <w:rFonts w:ascii="Times New Roman" w:hAnsi="Times New Roman" w:cs="Times New Roman"/>
+          <w:sz w:val="24"/>
+          <w:szCs w:val="24"/>
+        </w:rPr>
+        <w:t xml:space="preserve"> </w:t>
       </w:r>
       <m:oMath>
-        <m:d>
-          <m:dPr>
-            <m:begChr m:val="["/>
-            <m:sepChr m:val=","/>
-            <m:endChr m:val="]"/>
-            <m:ctrlPr>
-              <w:rPr>
-                <w:rFonts w:ascii="Cambria Math" w:hAnsi="Cambria Math" w:cs="Times New Roman"/>
-                <w:sz w:val="24"/>
-                <w:szCs w:val="24"/>
-              </w:rPr>
-            </m:ctrlPr>
-          </m:dPr>
-          <m:e>
-            <m:r>
-              <w:rPr>
-                <w:rFonts w:ascii="Cambria Math" w:hAnsi="Cambria Math" w:cs="Times New Roman"/>
-                <w:sz w:val="24"/>
-                <w:szCs w:val="24"/>
-              </w:rPr>
-              <m:t>0</m:t>
-            </m:r>
-          </m:e>
-          <m:e>
-            <m:r>
-              <w:rPr>
-                <w:rFonts w:ascii="Cambria Math" w:hAnsi="Cambria Math" w:cs="Times New Roman"/>
-                <w:sz w:val="24"/>
-                <w:szCs w:val="24"/>
-              </w:rPr>
-              <m:t>1</m:t>
-            </m:r>
-          </m:e>
-        </m:d>
+        <m:r>
+          <w:rPr>
+            <w:rFonts w:ascii="Cambria Math" w:hAnsi="Cambria Math" w:cs="Times New Roman"/>
+            <w:sz w:val="24"/>
+            <w:szCs w:val="24"/>
+          </w:rPr>
+          <m:t>[0, 1]</m:t>
+        </m:r>
       </m:oMath>
       <w:r>
         <w:rPr>
@@ -3849,7 +3842,6 @@
                 <w:rFonts w:ascii="Cambria Math" w:hAnsi="Cambria Math" w:cs="Times New Roman"/>
                 <w:sz w:val="24"/>
                 <w:szCs w:val="24"/>
-                <w:lang w:val="en-US"/>
               </w:rPr>
               <m:t>М</m:t>
             </m:r>
@@ -3890,7 +3882,6 @@
             <w:rFonts w:ascii="Cambria Math" w:hAnsi="Cambria Math" w:cs="Times New Roman"/>
             <w:sz w:val="24"/>
             <w:szCs w:val="24"/>
-            <w:lang w:val="en-US"/>
           </w:rPr>
           <m:t>0.498049</m:t>
         </m:r>
@@ -3900,7 +3891,6 @@
           <w:rFonts w:ascii="Times New Roman" w:hAnsi="Times New Roman" w:cs="Times New Roman"/>
           <w:sz w:val="24"/>
           <w:szCs w:val="24"/>
-          <w:lang w:val="en-US"/>
         </w:rPr>
         <w:t xml:space="preserve">, </w:t>
       </w:r>
@@ -3934,17 +3924,8 @@
                 <w:rFonts w:ascii="Cambria Math" w:hAnsi="Cambria Math" w:cs="Times New Roman"/>
                 <w:sz w:val="24"/>
                 <w:szCs w:val="24"/>
-                <w:lang w:val="en-US"/>
               </w:rPr>
-              <m:t>э</m:t>
-            </m:r>
-            <m:r>
-              <w:rPr>
-                <w:rFonts w:ascii="Cambria Math" w:hAnsi="Cambria Math" w:cs="Times New Roman"/>
-                <w:sz w:val="24"/>
-                <w:szCs w:val="24"/>
-              </w:rPr>
-              <m:t>мп</m:t>
+              <m:t>эмп</m:t>
             </m:r>
           </m:sub>
         </m:sSub>
@@ -3953,7 +3934,6 @@
             <w:rFonts w:ascii="Cambria Math" w:hAnsi="Cambria Math" w:cs="Times New Roman"/>
             <w:sz w:val="24"/>
             <w:szCs w:val="24"/>
-            <w:lang w:val="en-US"/>
           </w:rPr>
           <m:t xml:space="preserve">= </m:t>
         </m:r>
@@ -3965,7 +3945,6 @@
             <w:rFonts w:ascii="Cambria Math" w:hAnsi="Cambria Math" w:cs="Times New Roman"/>
             <w:sz w:val="24"/>
             <w:szCs w:val="24"/>
-            <w:lang w:val="en-US"/>
           </w:rPr>
           <m:t>0.083440</m:t>
         </m:r>
@@ -4058,15 +4037,7 @@
             <w:sz w:val="24"/>
             <w:szCs w:val="24"/>
           </w:rPr>
-          <m:t>[0</m:t>
-        </m:r>
-        <m:r>
-          <w:rPr>
-            <w:rFonts w:ascii="Cambria Math" w:hAnsi="Cambria Math" w:cs="Times New Roman"/>
-            <w:sz w:val="24"/>
-            <w:szCs w:val="24"/>
-          </w:rPr>
-          <m:t>, 1]</m:t>
+          <m:t>[0, 1]</m:t>
         </m:r>
       </m:oMath>
       <w:r>
@@ -4109,25 +4080,7 @@
           <w:sz w:val="24"/>
           <w:szCs w:val="24"/>
         </w:rPr>
-        <w:t xml:space="preserve">равных </w:t>
-      </w:r>
-      <w:proofErr w:type="spellStart"/>
-      <w:r>
-        <w:rPr>
-          <w:rFonts w:ascii="Times New Roman" w:hAnsi="Times New Roman" w:cs="Times New Roman"/>
-          <w:sz w:val="24"/>
-          <w:szCs w:val="24"/>
-        </w:rPr>
-        <w:t>подинтервалов</w:t>
-      </w:r>
-      <w:proofErr w:type="spellEnd"/>
-      <w:r>
-        <w:rPr>
-          <w:rFonts w:ascii="Times New Roman" w:hAnsi="Times New Roman" w:cs="Times New Roman"/>
-          <w:sz w:val="24"/>
-          <w:szCs w:val="24"/>
-        </w:rPr>
-        <w:t xml:space="preserve">. Для каждого подинтервала подсчитывалось абсолютное число попаданий </w:t>
+        <w:t xml:space="preserve">равных подинтервалов. Для каждого подинтервала подсчитывалось абсолютное число попаданий </w:t>
       </w:r>
       <m:oMath>
         <m:sSub>
@@ -4162,6 +4115,14 @@
           </m:sub>
         </m:sSub>
       </m:oMath>
+      <w:r>
+        <w:rPr>
+          <w:rFonts w:ascii="Times New Roman" w:eastAsiaTheme="minorEastAsia" w:hAnsi="Times New Roman" w:cs="Times New Roman"/>
+          <w:sz w:val="24"/>
+          <w:szCs w:val="24"/>
+        </w:rPr>
+        <w:t xml:space="preserve"> </w:t>
+      </w:r>
       <w:r>
         <w:rPr>
           <w:rFonts w:ascii="Times New Roman" w:hAnsi="Times New Roman" w:cs="Times New Roman"/>
@@ -4282,17 +4243,15 @@
       </w:pPr>
       <w:r>
         <w:rPr>
-          <w:rFonts w:ascii="Times New Roman" w:hAnsi="Times New Roman" w:cs="Times New Roman"/>
           <w:noProof/>
-          <w:sz w:val="24"/>
-          <w:szCs w:val="24"/>
+          <w14:ligatures w14:val="standardContextual"/>
         </w:rPr>
         <w:lastRenderedPageBreak/>
         <w:drawing>
-          <wp:inline distT="0" distB="0" distL="0" distR="0" wp14:anchorId="2542D8C6" wp14:editId="2DE98818">
-            <wp:extent cx="5935980" cy="4001135"/>
-            <wp:effectExtent l="0" t="0" r="7620" b="0"/>
-            <wp:docPr id="1581934485" name="Рисунок 1"/>
+          <wp:inline distT="0" distB="0" distL="0" distR="0" wp14:anchorId="56F72A23" wp14:editId="6E6F1371">
+            <wp:extent cx="5940425" cy="3712845"/>
+            <wp:effectExtent l="0" t="0" r="3175" b="1905"/>
+            <wp:docPr id="1093701105" name="Рисунок 1"/>
             <wp:cNvGraphicFramePr>
               <a:graphicFrameLocks xmlns:a="http://schemas.openxmlformats.org/drawingml/2006/main" noChangeAspect="1"/>
             </wp:cNvGraphicFramePr>
@@ -4300,36 +4259,23 @@
               <a:graphicData uri="http://schemas.openxmlformats.org/drawingml/2006/picture">
                 <pic:pic xmlns:pic="http://schemas.openxmlformats.org/drawingml/2006/picture">
                   <pic:nvPicPr>
-                    <pic:cNvPr id="0" name="Picture 1"/>
-                    <pic:cNvPicPr>
-                      <a:picLocks noChangeAspect="1" noChangeArrowheads="1"/>
-                    </pic:cNvPicPr>
+                    <pic:cNvPr id="1093701105" name=""/>
+                    <pic:cNvPicPr/>
                   </pic:nvPicPr>
                   <pic:blipFill>
-                    <a:blip r:embed="rId10" cstate="print">
-                      <a:extLst>
-                        <a:ext uri="{28A0092B-C50C-407E-A947-70E740481C1C}">
-                          <a14:useLocalDpi xmlns:a14="http://schemas.microsoft.com/office/drawing/2010/main" val="0"/>
-                        </a:ext>
-                      </a:extLst>
-                    </a:blip>
-                    <a:srcRect/>
+                    <a:blip r:embed="rId10"/>
                     <a:stretch>
                       <a:fillRect/>
                     </a:stretch>
                   </pic:blipFill>
-                  <pic:spPr bwMode="auto">
+                  <pic:spPr>
                     <a:xfrm>
                       <a:off x="0" y="0"/>
-                      <a:ext cx="5935980" cy="4001135"/>
+                      <a:ext cx="5940425" cy="3712845"/>
                     </a:xfrm>
                     <a:prstGeom prst="rect">
                       <a:avLst/>
                     </a:prstGeom>
-                    <a:noFill/>
-                    <a:ln>
-                      <a:noFill/>
-                    </a:ln>
                   </pic:spPr>
                 </pic:pic>
               </a:graphicData>
@@ -4354,7 +4300,23 @@
           <w:sz w:val="24"/>
           <w:szCs w:val="24"/>
         </w:rPr>
-        <w:t>Рисунок 2 – Гистограмма распределения относительных частот</w:t>
+        <w:t xml:space="preserve">Рисунок 2 – Гистограмма распределения </w:t>
+      </w:r>
+      <w:r>
+        <w:rPr>
+          <w:rFonts w:ascii="Times New Roman" w:hAnsi="Times New Roman" w:cs="Times New Roman"/>
+          <w:sz w:val="24"/>
+          <w:szCs w:val="24"/>
+        </w:rPr>
+        <w:t xml:space="preserve">относительных </w:t>
+      </w:r>
+      <w:r>
+        <w:rPr>
+          <w:rFonts w:ascii="Times New Roman" w:hAnsi="Times New Roman" w:cs="Times New Roman"/>
+          <w:sz w:val="24"/>
+          <w:szCs w:val="24"/>
+        </w:rPr>
+        <w:t>частот</w:t>
       </w:r>
     </w:p>
     <w:p>
@@ -5082,43 +5044,7 @@
           <w:sz w:val="24"/>
           <w:szCs w:val="24"/>
         </w:rPr>
-        <w:t>В ходе выполнения лабораторной работы был разработан и протестирован программный датчик базовой случайной величины на основе алгоритма «</w:t>
-      </w:r>
-      <w:proofErr w:type="spellStart"/>
-      <w:r>
-        <w:rPr>
-          <w:rFonts w:ascii="Times New Roman" w:eastAsiaTheme="majorEastAsia" w:hAnsi="Times New Roman" w:cs="Times New Roman"/>
-          <w:sz w:val="24"/>
-          <w:szCs w:val="24"/>
-        </w:rPr>
-        <w:t>little-frog</w:t>
-      </w:r>
-      <w:proofErr w:type="spellEnd"/>
-      <w:r>
-        <w:rPr>
-          <w:rFonts w:ascii="Times New Roman" w:eastAsiaTheme="majorEastAsia" w:hAnsi="Times New Roman" w:cs="Times New Roman"/>
-          <w:sz w:val="24"/>
-          <w:szCs w:val="24"/>
-        </w:rPr>
-        <w:t xml:space="preserve">» (вариант 2 задания). В реализации учтена возможность генерации </w:t>
-      </w:r>
-      <w:proofErr w:type="spellStart"/>
-      <w:r>
-        <w:rPr>
-          <w:rFonts w:ascii="Times New Roman" w:eastAsiaTheme="majorEastAsia" w:hAnsi="Times New Roman" w:cs="Times New Roman"/>
-          <w:sz w:val="24"/>
-          <w:szCs w:val="24"/>
-        </w:rPr>
-        <w:t>подпоследовательностей</w:t>
-      </w:r>
-      <w:proofErr w:type="spellEnd"/>
-      <w:r>
-        <w:rPr>
-          <w:rFonts w:ascii="Times New Roman" w:eastAsiaTheme="majorEastAsia" w:hAnsi="Times New Roman" w:cs="Times New Roman"/>
-          <w:sz w:val="24"/>
-          <w:szCs w:val="24"/>
-        </w:rPr>
-        <w:t xml:space="preserve"> с шагом </w:t>
+        <w:t xml:space="preserve">В ходе выполнения лабораторной работы был разработан и протестирован программный датчик базовой случайной величины на основе алгоритма «little-frog» (вариант 2 задания). В реализации учтена возможность генерации подпоследовательностей с шагом </w:t>
       </w:r>
       <m:oMath>
         <m:r>
@@ -5136,6 +5062,14 @@
           <w:sz w:val="24"/>
           <w:szCs w:val="24"/>
         </w:rPr>
+        <w:t xml:space="preserve"> </w:t>
+      </w:r>
+      <w:r>
+        <w:rPr>
+          <w:rFonts w:ascii="Times New Roman" w:eastAsiaTheme="majorEastAsia" w:hAnsi="Times New Roman" w:cs="Times New Roman"/>
+          <w:sz w:val="24"/>
+          <w:szCs w:val="24"/>
+        </w:rPr>
         <w:t>посредством модульного возведения множителя в степень.</w:t>
       </w:r>
     </w:p>
@@ -5192,6 +5126,14 @@
           <w:sz w:val="24"/>
           <w:szCs w:val="24"/>
         </w:rPr>
+        <w:t xml:space="preserve"> </w:t>
+      </w:r>
+      <w:r>
+        <w:rPr>
+          <w:rFonts w:ascii="Times New Roman" w:eastAsiaTheme="majorEastAsia" w:hAnsi="Times New Roman" w:cs="Times New Roman"/>
+          <w:sz w:val="24"/>
+          <w:szCs w:val="24"/>
+        </w:rPr>
         <w:t xml:space="preserve">обеспечивает теоретическую длину периода </w:t>
       </w:r>
       <m:oMath>
@@ -5261,6 +5203,14 @@
           <m:t>M=0.5</m:t>
         </m:r>
       </m:oMath>
+      <w:r>
+        <w:rPr>
+          <w:rFonts w:ascii="Times New Roman" w:eastAsiaTheme="majorEastAsia" w:hAnsi="Times New Roman" w:cs="Times New Roman"/>
+          <w:sz w:val="24"/>
+          <w:szCs w:val="24"/>
+        </w:rPr>
+        <w:t xml:space="preserve"> </w:t>
+      </w:r>
       <w:r>
         <w:rPr>
           <w:rFonts w:ascii="Times New Roman" w:eastAsiaTheme="majorEastAsia" w:hAnsi="Times New Roman" w:cs="Times New Roman"/>
@@ -5331,11 +5281,11 @@
         <m:d>
           <m:dPr>
             <m:begChr m:val="["/>
-            <m:sepChr m:val=","/>
             <m:endChr m:val="]"/>
             <m:ctrlPr>
               <w:rPr>
                 <w:rFonts w:ascii="Cambria Math" w:eastAsiaTheme="majorEastAsia" w:hAnsi="Cambria Math" w:cs="Times New Roman"/>
+                <w:i/>
                 <w:sz w:val="24"/>
                 <w:szCs w:val="24"/>
               </w:rPr>
@@ -5348,21 +5298,19 @@
                 <w:sz w:val="24"/>
                 <w:szCs w:val="24"/>
               </w:rPr>
-              <m:t>0</m:t>
-            </m:r>
-          </m:e>
-          <m:e>
-            <m:r>
-              <w:rPr>
-                <w:rFonts w:ascii="Cambria Math" w:eastAsiaTheme="majorEastAsia" w:hAnsi="Cambria Math" w:cs="Times New Roman"/>
-                <w:sz w:val="24"/>
-                <w:szCs w:val="24"/>
-              </w:rPr>
-              <m:t>1</m:t>
+              <m:t>0, 1</m:t>
             </m:r>
           </m:e>
         </m:d>
       </m:oMath>
+      <w:r>
+        <w:rPr>
+          <w:rFonts w:ascii="Times New Roman" w:eastAsiaTheme="majorEastAsia" w:hAnsi="Times New Roman" w:cs="Times New Roman"/>
+          <w:sz w:val="24"/>
+          <w:szCs w:val="24"/>
+        </w:rPr>
+        <w:t xml:space="preserve"> </w:t>
+      </w:r>
       <w:r>
         <w:rPr>
           <w:rFonts w:ascii="Times New Roman" w:eastAsiaTheme="majorEastAsia" w:hAnsi="Times New Roman" w:cs="Times New Roman"/>
@@ -5399,9 +5347,17 @@
             <w:sz w:val="24"/>
             <w:szCs w:val="24"/>
           </w:rPr>
-          <m:t>s=2,5,10</m:t>
+          <m:t>s=2, 5, 10</m:t>
         </m:r>
       </m:oMath>
+      <w:r>
+        <w:rPr>
+          <w:rFonts w:ascii="Times New Roman" w:eastAsiaTheme="majorEastAsia" w:hAnsi="Times New Roman" w:cs="Times New Roman"/>
+          <w:sz w:val="24"/>
+          <w:szCs w:val="24"/>
+        </w:rPr>
+        <w:t xml:space="preserve"> </w:t>
+      </w:r>
       <w:r>
         <w:rPr>
           <w:rFonts w:ascii="Times New Roman" w:eastAsiaTheme="majorEastAsia" w:hAnsi="Times New Roman" w:cs="Times New Roman"/>
@@ -15248,6 +15204,7 @@
   <w:style w:type="character" w:default="1" w:styleId="a0">
     <w:name w:val="Default Paragraph Font"/>
     <w:uiPriority w:val="1"/>
+    <w:semiHidden/>
     <w:unhideWhenUsed/>
   </w:style>
   <w:style w:type="table" w:default="1" w:styleId="a1">
